--- a/report.docx
+++ b/report.docx
@@ -78,7 +78,19 @@
         <w:t>Pnevmatikaki Myrsini 1101023</w:t>
       </w:r>
     </w:p>
-    <w:p/>
+    <w:p>
+      <w:proofErr w:type="spellStart"/>
+      <w:r>
+        <w:t>Github</w:t>
+      </w:r>
+      <w:proofErr w:type="spellEnd"/>
+      <w:r>
+        <w:t xml:space="preserve"> repository: </w:t>
+      </w:r>
+      <w:r>
+        <w:t>https://github.com/myrsinipn/-Escape-Room-Robot-Exploration-Mapping-and-Key-Discovery.git</w:t>
+      </w:r>
+    </w:p>
     <w:p/>
     <w:p/>
     <w:p/>
@@ -9396,12 +9408,11 @@
 </file>
 
 <file path=customXml/item1.xml><?xml version="1.0" encoding="utf-8"?>
-<?mso-contentType ?>
-<FormTemplates xmlns="http://schemas.microsoft.com/sharepoint/v3/contenttype/forms">
-  <Display>DocumentLibraryForm</Display>
-  <Edit>DocumentLibraryForm</Edit>
-  <New>DocumentLibraryForm</New>
-</FormTemplates>
+<p:properties xmlns:p="http://schemas.microsoft.com/office/2006/metadata/properties" xmlns:xsi="http://www.w3.org/2001/XMLSchema-instance" xmlns:pc="http://schemas.microsoft.com/office/infopath/2007/PartnerControls">
+  <documentManagement>
+    <_activity xmlns="bf1aeac4-b4d7-4212-b274-a26dc3320985" xsi:nil="true"/>
+  </documentManagement>
+</p:properties>
 </file>
 
 <file path=customXml/item2.xml><?xml version="1.0" encoding="utf-8"?>
@@ -9567,17 +9578,20 @@
 </file>
 
 <file path=customXml/item3.xml><?xml version="1.0" encoding="utf-8"?>
-<p:properties xmlns:p="http://schemas.microsoft.com/office/2006/metadata/properties" xmlns:xsi="http://www.w3.org/2001/XMLSchema-instance" xmlns:pc="http://schemas.microsoft.com/office/infopath/2007/PartnerControls">
-  <documentManagement>
-    <_activity xmlns="bf1aeac4-b4d7-4212-b274-a26dc3320985" xsi:nil="true"/>
-  </documentManagement>
-</p:properties>
+<?mso-contentType ?>
+<FormTemplates xmlns="http://schemas.microsoft.com/sharepoint/v3/contenttype/forms">
+  <Display>DocumentLibraryForm</Display>
+  <Edit>DocumentLibraryForm</Edit>
+  <New>DocumentLibraryForm</New>
+</FormTemplates>
 </file>
 
 <file path=customXml/itemProps1.xml><?xml version="1.0" encoding="utf-8"?>
-<ds:datastoreItem xmlns:ds="http://schemas.openxmlformats.org/officeDocument/2006/customXml" ds:itemID="{0FC4E3BA-50BD-4C6E-8AB4-572374B655C5}">
+<ds:datastoreItem xmlns:ds="http://schemas.openxmlformats.org/officeDocument/2006/customXml" ds:itemID="{2E3BCF71-9EF5-4EB7-B704-5C7ACDF181C0}">
   <ds:schemaRefs>
-    <ds:schemaRef ds:uri="http://schemas.microsoft.com/sharepoint/v3/contenttype/forms"/>
+    <ds:schemaRef ds:uri="http://schemas.microsoft.com/office/2006/metadata/properties"/>
+    <ds:schemaRef ds:uri="http://schemas.microsoft.com/office/infopath/2007/PartnerControls"/>
+    <ds:schemaRef ds:uri="bf1aeac4-b4d7-4212-b274-a26dc3320985"/>
   </ds:schemaRefs>
 </ds:datastoreItem>
 </file>
@@ -9601,11 +9615,9 @@
 </file>
 
 <file path=customXml/itemProps3.xml><?xml version="1.0" encoding="utf-8"?>
-<ds:datastoreItem xmlns:ds="http://schemas.openxmlformats.org/officeDocument/2006/customXml" ds:itemID="{2E3BCF71-9EF5-4EB7-B704-5C7ACDF181C0}">
+<ds:datastoreItem xmlns:ds="http://schemas.openxmlformats.org/officeDocument/2006/customXml" ds:itemID="{0FC4E3BA-50BD-4C6E-8AB4-572374B655C5}">
   <ds:schemaRefs>
-    <ds:schemaRef ds:uri="http://schemas.microsoft.com/office/2006/metadata/properties"/>
-    <ds:schemaRef ds:uri="http://schemas.microsoft.com/office/infopath/2007/PartnerControls"/>
-    <ds:schemaRef ds:uri="bf1aeac4-b4d7-4212-b274-a26dc3320985"/>
+    <ds:schemaRef ds:uri="http://schemas.microsoft.com/sharepoint/v3/contenttype/forms"/>
   </ds:schemaRefs>
 </ds:datastoreItem>
 </file>